--- a/backend/data/corpus/DOC-20250514-189.docx
+++ b/backend/data/corpus/DOC-20250514-189.docx
@@ -71,7 +71,7 @@
         <w:rPr>
           <w:sz w:val="21"/>
         </w:rPr>
-        <w:t>&gt; Stopped by at the end of the clinic list for a clipped conversation.</w:t>
+        <w:t>&gt; A fragmented meeting over a quick coffee, first one this quarter.</w:t>
       </w:r>
     </w:p>
     <w:p>
@@ -79,7 +79,7 @@
         <w:rPr>
           <w:sz w:val="21"/>
         </w:rPr>
-        <w:t>&gt; Mentioned a session summary from a colleague but did not raise any specific finding.</w:t>
+        <w:t>&gt; Onboarding two medical assistants is the current preoccupation here.</w:t>
       </w:r>
     </w:p>
     <w:p>
@@ -95,14 +95,6 @@
         <w:rPr>
           <w:sz w:val="21"/>
         </w:rPr>
-        <w:t>&gt; Closed there — nothing that needed follow-up.</w:t>
-      </w:r>
-    </w:p>
-    <w:p>
-      <w:r>
-        <w:rPr>
-          <w:sz w:val="21"/>
-        </w:rPr>
       </w:r>
     </w:p>
     <w:p>
@@ -111,7 +103,7 @@
           <w:b/>
           <w:sz w:val="21"/>
         </w:rPr>
-        <w:t>Xiomara Wetherby, MD, Northbrook Neurology Institute, Fort Collins, CO (RSM)</w:t>
+        <w:t>Fabian Galbraith, MD, Palmetto Neurology Institute, Akron, OH (RSM)</w:t>
       </w:r>
     </w:p>
     <w:p>
@@ -119,7 +111,7 @@
         <w:rPr>
           <w:sz w:val="21"/>
         </w:rPr>
-        <w:t>&gt; Titration habits came up in general terms; no specifics were discussed and none were offered.</w:t>
+        <w:t>&gt; Caught a brief window between clinic blocks between patients.</w:t>
       </w:r>
     </w:p>
     <w:p>
@@ -127,7 +119,7 @@
         <w:rPr>
           <w:sz w:val="21"/>
         </w:rPr>
-        <w:t>&gt; Asked about my travel schedule, since visits keep landing on the busiest clinic days.</w:t>
+        <w:t>&gt; The new charting templates is still being sorted out, and that took up the first part of the conversation.</w:t>
       </w:r>
     </w:p>
     <w:p>
@@ -135,23 +127,7 @@
         <w:rPr>
           <w:sz w:val="21"/>
         </w:rPr>
-        <w:t>&gt; Mentioned a case series someone forwarded but did not raise any specific finding.</w:t>
-      </w:r>
-    </w:p>
-    <w:p>
-      <w:r>
-        <w:rPr>
-          <w:sz w:val="21"/>
-        </w:rPr>
-        <w:t>&gt; Left it at that, with the next visit to be scheduled.</w:t>
-      </w:r>
-    </w:p>
-    <w:p>
-      <w:r>
-        <w:rPr>
-          <w:sz w:val="21"/>
-        </w:rPr>
-        <w:t>&gt; Onboarding one of the nurse practitioners is the current preoccupation here.</w:t>
+        <w:t>&gt; Referral patterns into this clinic have changed, and the surgical workup list is a bigger share than it was.</w:t>
       </w:r>
     </w:p>
     <w:p>
@@ -175,7 +151,7 @@
         <w:rPr>
           <w:sz w:val="21"/>
         </w:rPr>
-        <w:t>&gt; A full conversation in the conference room, mostly logistics.</w:t>
+        <w:t>&gt; Mostly small talk about the program and the venue.</w:t>
       </w:r>
     </w:p>
     <w:p>
@@ -191,7 +167,7 @@
         <w:rPr>
           <w:sz w:val="21"/>
         </w:rPr>
-        <w:t>&gt; Monitoring intervals during titration are set by clinic routine here rather than by protocol.</w:t>
+        <w:t>&gt; Most of the discussion was about the referral intake process, which went live without much warning.</w:t>
       </w:r>
     </w:p>
     <w:p>
@@ -199,7 +175,7 @@
         <w:rPr>
           <w:sz w:val="21"/>
         </w:rPr>
-        <w:t>&gt; Asked whether I would be at the meeting later this year.</w:t>
+        <w:t>&gt; Noted that coverage paperwork is handled by one person here and that this is not specific to any one product.</w:t>
       </w:r>
     </w:p>
     <w:p>
@@ -207,7 +183,7 @@
         <w:rPr>
           <w:sz w:val="21"/>
         </w:rPr>
-        <w:t>&gt; Asked about my travel schedule, since visits keep landing on the busiest clinic days.</w:t>
+        <w:t>&gt; Monitoring intervals during titration are set by clinic routine here rather than by protocol.</w:t>
       </w:r>
     </w:p>
     <w:p>
@@ -223,7 +199,7 @@
           <w:b/>
           <w:sz w:val="21"/>
         </w:rPr>
-        <w:t>Rosalind Voskuijlen, MD, Willowmere Neuroscience Center, Grand Rapids, MI (AR)</w:t>
+        <w:t>Eloise Quintrell, MD, Beacon Hill Neurology Associates, Des Moines, IA (RSM)</w:t>
       </w:r>
     </w:p>
     <w:p>
@@ -231,7 +207,7 @@
         <w:rPr>
           <w:sz w:val="21"/>
         </w:rPr>
-        <w:t>&gt; A twenty-minute conversation at the nurses' station, mostly logistics.</w:t>
+        <w:t>&gt; The appeals process remains the slowest step, which came up as a general frustration.</w:t>
       </w:r>
     </w:p>
     <w:p>
@@ -239,7 +215,7 @@
         <w:rPr>
           <w:sz w:val="21"/>
         </w:rPr>
-        <w:t>&gt; Referenced a session summary from a colleague in passing.</w:t>
+        <w:t>&gt; Most of the discussion was about the phone triage line, which went live without much warning.</w:t>
       </w:r>
     </w:p>
     <w:p>
@@ -247,7 +223,7 @@
         <w:rPr>
           <w:sz w:val="21"/>
         </w:rPr>
-        <w:t>&gt; Agreed to reconnect at a call later this month; no materials requested.</w:t>
+        <w:t>&gt; Mentioned a guideline update discussed at journal club but did not raise any specific finding.</w:t>
       </w:r>
     </w:p>
     <w:p>
@@ -255,7 +231,7 @@
         <w:rPr>
           <w:sz w:val="21"/>
         </w:rPr>
-        <w:t>&gt; Asked whether I would be at the meeting later this year.</w:t>
+        <w:t>&gt; Described how the surgical workup list is triaged now compared with before.</w:t>
       </w:r>
     </w:p>
     <w:p>
@@ -263,7 +239,7 @@
         <w:rPr>
           <w:sz w:val="21"/>
         </w:rPr>
-        <w:t>&gt; Asked about my travel schedule, since visits keep landing on the busiest clinic days.</w:t>
+        <w:t>&gt; Referral patterns into this clinic have changed, and newly referred patients is a bigger share than it was.</w:t>
       </w:r>
     </w:p>
     <w:p>
@@ -287,31 +263,7 @@
         <w:rPr>
           <w:sz w:val="21"/>
         </w:rPr>
-        <w:t>&gt; Routine follow-up slots looks better than last year since the summer, which shapes how much time there is for anything else.</w:t>
-      </w:r>
-    </w:p>
-    <w:p>
-      <w:r>
-        <w:rPr>
-          <w:sz w:val="21"/>
-        </w:rPr>
-        <w:t>&gt; The appeals process has improved somewhat, which came up as a general frustration.</w:t>
-      </w:r>
-    </w:p>
-    <w:p>
-      <w:r>
-        <w:rPr>
-          <w:sz w:val="21"/>
-        </w:rPr>
-        <w:t>&gt; Asked whether I would be at the meeting later this year.</w:t>
-      </w:r>
-    </w:p>
-    <w:p>
-      <w:r>
-        <w:rPr>
-          <w:sz w:val="21"/>
-        </w:rPr>
-        <w:t>&gt; Mentioned a review that circulated on the service but did not raise any specific finding.</w:t>
+        <w:t>&gt; Compared notes on which sessions were worth the time.</w:t>
       </w:r>
     </w:p>
     <w:p>
@@ -327,6 +279,14 @@
         <w:rPr>
           <w:sz w:val="21"/>
         </w:rPr>
+        <w:t>&gt; Talked through newly referred patients in general terms, without any specific case.</w:t>
+      </w:r>
+    </w:p>
+    <w:p>
+      <w:r>
+        <w:rPr>
+          <w:sz w:val="21"/>
+        </w:rPr>
       </w:r>
     </w:p>
     <w:p>
@@ -335,7 +295,7 @@
           <w:b/>
           <w:sz w:val="21"/>
         </w:rPr>
-        <w:t>Yannick Nakagawa, MD, Granite Bay Epilepsy Center, Toledo, OH (RSM)</w:t>
+        <w:t>Bram Eversholt, MD, Bayview Health Neurology, Grand Rapids, MI (RSM)</w:t>
       </w:r>
     </w:p>
     <w:p>
@@ -343,7 +303,7 @@
         <w:rPr>
           <w:sz w:val="21"/>
         </w:rPr>
-        <w:t>&gt; Caught an unexpectedly long window in the conference room between patients.</w:t>
+        <w:t>&gt; A twenty-minute conversation by the scheduling desk, mostly logistics.</w:t>
       </w:r>
     </w:p>
     <w:p>
@@ -351,7 +311,7 @@
         <w:rPr>
           <w:sz w:val="21"/>
         </w:rPr>
-        <w:t>&gt; Referral patterns into this clinic have changed, and the pediatric-to-adult transfers is a bigger share than it was.</w:t>
+        <w:t>&gt; Most of the discussion was about the prior-authorization workflow, which is being piloted this quarter.</w:t>
       </w:r>
     </w:p>
     <w:p>
@@ -359,7 +319,23 @@
         <w:rPr>
           <w:sz w:val="21"/>
         </w:rPr>
-        <w:t>&gt; Left it at that, with a call later this month to be scheduled.</w:t>
+        <w:t>&gt; Spent some time on the surgical workup list and how workup decisions get sequenced.</w:t>
+      </w:r>
+    </w:p>
+    <w:p>
+      <w:r>
+        <w:rPr>
+          <w:sz w:val="21"/>
+        </w:rPr>
+      </w:r>
+    </w:p>
+    <w:p>
+      <w:r>
+        <w:rPr>
+          <w:b/>
+          <w:sz w:val="21"/>
+        </w:rPr>
+        <w:t>Kenji Eversholt, MD, Copperfield Neurology Institute, Santa Fe, NM (RSM)</w:t>
       </w:r>
     </w:p>
     <w:p>
@@ -375,7 +351,23 @@
         <w:rPr>
           <w:sz w:val="21"/>
         </w:rPr>
-        <w:t>&gt; Spent some time on long-standing patients and how workup decisions get sequenced.</w:t>
+        <w:t>&gt; Asked whether I had seen a guideline update discussed at journal club; I had not, and offered nothing in return.</w:t>
+      </w:r>
+    </w:p>
+    <w:p>
+      <w:r>
+        <w:rPr>
+          <w:sz w:val="21"/>
+        </w:rPr>
+        <w:t>&gt; Described a preference for slower titration in general, unrelated to any particular patient.</w:t>
+      </w:r>
+    </w:p>
+    <w:p>
+      <w:r>
+        <w:rPr>
+          <w:sz w:val="21"/>
+        </w:rPr>
+        <w:t>&gt; Talked through the surgical workup list in general terms, without any specific case.</w:t>
       </w:r>
     </w:p>
     <w:p>
@@ -391,7 +383,7 @@
           <w:b/>
           <w:sz w:val="21"/>
         </w:rPr>
-        <w:t>Delphine Dunmore, MD, Windrow Neuroscience Center, Wichita, KS (AR)</w:t>
+        <w:t>Mairead Rusnak, MD, Foxglove Health Neurology, Portland, ME (AR)</w:t>
       </w:r>
     </w:p>
     <w:p>
@@ -399,7 +391,7 @@
         <w:rPr>
           <w:sz w:val="21"/>
         </w:rPr>
-        <w:t>&gt; Referenced a case series someone forwarded in passing.</w:t>
+        <w:t>&gt; A half-hour meeting in the conference room, first one this quarter.</w:t>
       </w:r>
     </w:p>
     <w:p>
@@ -407,7 +399,7 @@
         <w:rPr>
           <w:sz w:val="21"/>
         </w:rPr>
-        <w:t>&gt; Spent some time on newly referred patients and how workup decisions get sequenced.</w:t>
+        <w:t>&gt; Titration habits came up in general terms; no specifics were discussed and none were offered.</w:t>
       </w:r>
     </w:p>
     <w:p>
@@ -415,7 +407,7 @@
         <w:rPr>
           <w:sz w:val="21"/>
         </w:rPr>
-        <w:t>&gt; The new charting templates changed again last month, and that took up the first part of the conversation.</w:t>
+        <w:t>&gt; Mostly small talk about the program and the venue.</w:t>
       </w:r>
     </w:p>
     <w:p>
@@ -423,7 +415,7 @@
         <w:rPr>
           <w:sz w:val="21"/>
         </w:rPr>
-        <w:t>&gt; The appeals process varies by payer, which came up as a general frustration.</w:t>
+        <w:t>&gt; Asked whether I had seen a session summary from a colleague; I had not, and offered nothing in return.</w:t>
       </w:r>
     </w:p>
     <w:p>
@@ -431,47 +423,7 @@
         <w:rPr>
           <w:sz w:val="21"/>
         </w:rPr>
-      </w:r>
-    </w:p>
-    <w:p>
-      <w:r>
-        <w:rPr>
-          <w:b/>
-          <w:sz w:val="21"/>
-        </w:rPr>
-        <w:t>Yesenia Vasquez-Lund, MD, Northgate Neurology Partners, Syracuse, NY (RSM)</w:t>
-      </w:r>
-    </w:p>
-    <w:p>
-      <w:r>
-        <w:rPr>
-          <w:sz w:val="21"/>
-        </w:rPr>
-        <w:t>&gt; No product discussion. Safety items asked about and confirmed none.</w:t>
-      </w:r>
-    </w:p>
-    <w:p>
-      <w:r>
-        <w:rPr>
-          <w:sz w:val="21"/>
-        </w:rPr>
-        <w:t>&gt; Described a preference for slower titration in general, unrelated to any particular patient.</w:t>
-      </w:r>
-    </w:p>
-    <w:p>
-      <w:r>
-        <w:rPr>
-          <w:sz w:val="21"/>
-        </w:rPr>
-        <w:t>&gt; Put it as strongly as saying the age limit is the only thing standing in the way for these families.</w:t>
-      </w:r>
-    </w:p>
-    <w:p>
-      <w:r>
-        <w:rPr>
-          <w:sz w:val="21"/>
-        </w:rPr>
-        <w:t>&gt; The referral intake process went live without much warning, and that took up the first part of the conversation.</w:t>
+        <w:t>&gt; The practice lost the clinic pharmacist and has not backfilled, so routine follow-up slots has stretched out.</w:t>
       </w:r>
     </w:p>
     <w:p>
@@ -495,23 +447,7 @@
         <w:rPr>
           <w:sz w:val="21"/>
         </w:rPr>
-        <w:t>&gt; Left it at that, with a call later this month to be scheduled.</w:t>
-      </w:r>
-    </w:p>
-    <w:p>
-      <w:r>
-        <w:rPr>
-          <w:sz w:val="21"/>
-        </w:rPr>
-        <w:t>&gt; Mostly small talk about the program and the venue.</w:t>
-      </w:r>
-    </w:p>
-    <w:p>
-      <w:r>
-        <w:rPr>
-          <w:sz w:val="21"/>
-        </w:rPr>
-        <w:t>&gt; Titration habits came up in general terms; no specifics were discussed and none were offered.</w:t>
+        <w:t>&gt; Stopped by in the corridor for a rushed conversation.</w:t>
       </w:r>
     </w:p>
     <w:p>
@@ -520,110 +456,6 @@
           <w:sz w:val="21"/>
         </w:rPr>
         <w:t>&gt; Asked for a one-page interaction reference for the geriatric panel.</w:t>
-      </w:r>
-    </w:p>
-    <w:p>
-      <w:r>
-        <w:rPr>
-          <w:sz w:val="21"/>
-        </w:rPr>
-      </w:r>
-    </w:p>
-    <w:p>
-      <w:r>
-        <w:rPr>
-          <w:b/>
-          <w:sz w:val="21"/>
-        </w:rPr>
-        <w:t>Cormac Quintrell, MD, Riverstone Comprehensive Epilepsy Clinic, Chattanooga, TN (RSM)</w:t>
-      </w:r>
-    </w:p>
-    <w:p>
-      <w:r>
-        <w:rPr>
-          <w:sz w:val="21"/>
-        </w:rPr>
-        <w:t>&gt; Caught an unexpectedly long window in the back office between patients.</w:t>
-      </w:r>
-    </w:p>
-    <w:p>
-      <w:r>
-        <w:rPr>
-          <w:sz w:val="21"/>
-        </w:rPr>
-        <w:t>&gt; Asked about my travel schedule, since visits keep landing on the busiest clinic days.</w:t>
-      </w:r>
-    </w:p>
-    <w:p>
-      <w:r>
-        <w:rPr>
-          <w:sz w:val="21"/>
-        </w:rPr>
-        <w:t>&gt; Noted that formulary questions has improved somewhat and that this is not specific to any one product.</w:t>
-      </w:r>
-    </w:p>
-    <w:p>
-      <w:r>
-        <w:rPr>
-          <w:sz w:val="21"/>
-        </w:rPr>
-        <w:t>&gt; Referenced a review that circulated on the service in passing.</w:t>
-      </w:r>
-    </w:p>
-    <w:p>
-      <w:r>
-        <w:rPr>
-          <w:sz w:val="21"/>
-        </w:rPr>
-        <w:t>&gt; Referral patterns into this clinic have changed, and newly referred patients is a bigger share than it was.</w:t>
-      </w:r>
-    </w:p>
-    <w:p>
-      <w:r>
-        <w:rPr>
-          <w:sz w:val="21"/>
-        </w:rPr>
-      </w:r>
-    </w:p>
-    <w:p>
-      <w:r>
-        <w:rPr>
-          <w:b/>
-          <w:sz w:val="21"/>
-        </w:rPr>
-        <w:t>Saoirse Stanhope, MD, Northbrook Neurology Institute, Allentown, PA (AR)</w:t>
-      </w:r>
-    </w:p>
-    <w:p>
-      <w:r>
-        <w:rPr>
-          <w:sz w:val="21"/>
-        </w:rPr>
-        <w:t>&gt; Most of the discussion was about the phone triage line, which went live without much warning.</w:t>
-      </w:r>
-    </w:p>
-    <w:p>
-      <w:r>
-        <w:rPr>
-          <w:sz w:val="21"/>
-        </w:rPr>
-        <w:t>&gt; Routine follow-up slots is slowly recovering since the summer, which shapes how much time there is for anything else.</w:t>
-      </w:r>
-    </w:p>
-    <w:p>
-      <w:r>
-        <w:rPr>
-          <w:sz w:val="21"/>
-        </w:rPr>
-        <w:t>&gt; Monitoring intervals during titration are set by clinic routine here rather than by protocol.</w:t>
-      </w:r>
-    </w:p>
-    <w:p>
-      <w:r>
-        <w:rPr>
-          <w:sz w:val="21"/>
-        </w:rPr>
-        <w:t>&gt; The travel schedule this year came up, and little else.</w:t>
       </w:r>
     </w:p>
     <w:p>
@@ -647,7 +479,7 @@
           <w:b/>
           <w:sz w:val="21"/>
         </w:rPr>
-        <w:t>Lukas Lammermoor, MD, Saltmarsh Neurological Care Center, Peoria, IL (AR)</w:t>
+        <w:t>Rosalind Kettleborn, MD, Ember Lake Medical Group, Providence, RI (RSM)</w:t>
       </w:r>
     </w:p>
     <w:p>
@@ -655,7 +487,7 @@
         <w:rPr>
           <w:sz w:val="21"/>
         </w:rPr>
-        <w:t>&gt; A full conversation in the reading room, mostly logistics.</w:t>
+        <w:t>&gt; Stopped by over a quick coffee for a brief conversation.</w:t>
       </w:r>
     </w:p>
     <w:p>
@@ -663,7 +495,7 @@
         <w:rPr>
           <w:sz w:val="21"/>
         </w:rPr>
-        <w:t>&gt; No product discussion this time. Asked about safety and confirmed nothing to report.</w:t>
+        <w:t>&gt; Asked whether I had seen a guideline update discussed at journal club; I had not, and offered nothing in return.</w:t>
       </w:r>
     </w:p>
     <w:p>
@@ -671,7 +503,15 @@
         <w:rPr>
           <w:sz w:val="21"/>
         </w:rPr>
-        <w:t>&gt; Onboarding the epilepsy fellow is the current preoccupation here.</w:t>
+        <w:t>&gt; Closed there — no product discussion.</w:t>
+      </w:r>
+    </w:p>
+    <w:p>
+      <w:r>
+        <w:rPr>
+          <w:sz w:val="21"/>
+        </w:rPr>
+        <w:t>&gt; Described how the pediatric-to-adult transfers is triaged now compared with before.</w:t>
       </w:r>
     </w:p>
     <w:p>
@@ -687,7 +527,7 @@
           <w:b/>
           <w:sz w:val="21"/>
         </w:rPr>
-        <w:t>Mairead Barrowman, MD, Foxglove Health Neurology, Eugene, OR (RSM)</w:t>
+        <w:t>Malika Silverthorne, MD, Kestrel Comprehensive Epilepsy Clinic, Duluth, MN (AR)</w:t>
       </w:r>
     </w:p>
     <w:p>
@@ -695,7 +535,7 @@
         <w:rPr>
           <w:sz w:val="21"/>
         </w:rPr>
-        <w:t>&gt; Caught a productive window at the end of the clinic list between patients.</w:t>
+        <w:t>&gt; The travel schedule this year came up, and little else.</w:t>
       </w:r>
     </w:p>
     <w:p>
@@ -703,47 +543,7 @@
         <w:rPr>
           <w:sz w:val="21"/>
         </w:rPr>
-        <w:t>&gt; Asked about my travel schedule, since visits keep landing on the busiest clinic days.</w:t>
-      </w:r>
-    </w:p>
-    <w:p>
-      <w:r>
-        <w:rPr>
-          <w:sz w:val="21"/>
-        </w:rPr>
-        <w:t>&gt; Noted that benefit checks takes longer than the clinical decision and that this is not specific to any one product.</w:t>
-      </w:r>
-    </w:p>
-    <w:p>
-      <w:r>
-        <w:rPr>
-          <w:sz w:val="21"/>
-        </w:rPr>
-        <w:t>&gt; Monitoring intervals during titration are set by clinic routine here rather than by protocol.</w:t>
-      </w:r>
-    </w:p>
-    <w:p>
-      <w:r>
-        <w:rPr>
-          <w:sz w:val="21"/>
-        </w:rPr>
-        <w:t>&gt; Described how newly referred patients is triaged now compared with before.</w:t>
-      </w:r>
-    </w:p>
-    <w:p>
-      <w:r>
-        <w:rPr>
-          <w:sz w:val="21"/>
-        </w:rPr>
-      </w:r>
-    </w:p>
-    <w:p>
-      <w:r>
-        <w:rPr>
-          <w:b/>
-          <w:sz w:val="21"/>
-        </w:rPr>
-        <w:t>Odalys Corliss, MD, Ironwood Neurology Associates, Syracuse, NY (RSM)</w:t>
+        <w:t>&gt; Nothing that needed follow-up this time. Asked about safety and confirmed nothing to report.</w:t>
       </w:r>
     </w:p>
     <w:p>
@@ -767,6 +567,30 @@
         <w:rPr>
           <w:sz w:val="21"/>
         </w:rPr>
+        <w:t>&gt; Routine follow-up slots has stretched out since the summer, which shapes how much time there is for anything else.</w:t>
+      </w:r>
+    </w:p>
+    <w:p>
+      <w:r>
+        <w:rPr>
+          <w:sz w:val="21"/>
+        </w:rPr>
+      </w:r>
+    </w:p>
+    <w:p>
+      <w:r>
+        <w:rPr>
+          <w:b/>
+          <w:sz w:val="21"/>
+        </w:rPr>
+        <w:t>Yannick Adeyemi-Cole, MD, Willowmere Neuroscience Center, Jackson, MS (RSM)</w:t>
+      </w:r>
+    </w:p>
+    <w:p>
+      <w:r>
+        <w:rPr>
+          <w:sz w:val="21"/>
+        </w:rPr>
         <w:t>&gt; Asked about my travel schedule, since visits keep landing on the busiest clinic days.</w:t>
       </w:r>
     </w:p>
@@ -775,7 +599,7 @@
         <w:rPr>
           <w:sz w:val="21"/>
         </w:rPr>
-        <w:t>&gt; Closed there — no specific request.</w:t>
+        <w:t>&gt; Titration habits came up in general terms; no specifics were discussed and none were offered.</w:t>
       </w:r>
     </w:p>
     <w:p>
@@ -783,7 +607,127 @@
         <w:rPr>
           <w:sz w:val="21"/>
         </w:rPr>
-        <w:t>&gt; Onboarding one of the nurse practitioners is the current preoccupation here.</w:t>
+        <w:t>&gt; Formulary questions is handled by one person here, which came up as a general frustration.</w:t>
+      </w:r>
+    </w:p>
+    <w:p>
+      <w:r>
+        <w:rPr>
+          <w:sz w:val="21"/>
+        </w:rPr>
+        <w:t>&gt; Asked whether I would be at the meeting later this year.</w:t>
+      </w:r>
+    </w:p>
+    <w:p>
+      <w:r>
+        <w:rPr>
+          <w:sz w:val="21"/>
+        </w:rPr>
+        <w:t>&gt; The practice lost two medical assistants and has not backfilled, so the referral queue is slowly recovering.</w:t>
+      </w:r>
+    </w:p>
+    <w:p>
+      <w:r>
+        <w:rPr>
+          <w:sz w:val="21"/>
+        </w:rPr>
+      </w:r>
+    </w:p>
+    <w:p>
+      <w:r>
+        <w:rPr>
+          <w:b/>
+          <w:sz w:val="21"/>
+        </w:rPr>
+        <w:t>Wilhelmina Tavernier, MD, Lakeshore Neurological Care Center, Waco, TX (RSM)</w:t>
+      </w:r>
+    </w:p>
+    <w:p>
+      <w:r>
+        <w:rPr>
+          <w:sz w:val="21"/>
+        </w:rPr>
+        <w:t>&gt; Described how the refractory group is triaged now compared with before.</w:t>
+      </w:r>
+    </w:p>
+    <w:p>
+      <w:r>
+        <w:rPr>
+          <w:sz w:val="21"/>
+        </w:rPr>
+        <w:t>&gt; Titration habits came up in general terms; no specifics were discussed and none were offered.</w:t>
+      </w:r>
+    </w:p>
+    <w:p>
+      <w:r>
+        <w:rPr>
+          <w:sz w:val="21"/>
+        </w:rPr>
+        <w:t>&gt; The travel schedule this year came up, and little else.</w:t>
+      </w:r>
+    </w:p>
+    <w:p>
+      <w:r>
+        <w:rPr>
+          <w:sz w:val="21"/>
+        </w:rPr>
+        <w:t>&gt; The prior-authorization workflow went live without much warning, and that took up the first part of the conversation.</w:t>
+      </w:r>
+    </w:p>
+    <w:p>
+      <w:r>
+        <w:rPr>
+          <w:sz w:val="21"/>
+        </w:rPr>
+      </w:r>
+    </w:p>
+    <w:p>
+      <w:r>
+        <w:rPr>
+          <w:b/>
+          <w:sz w:val="21"/>
+        </w:rPr>
+        <w:t>Darius Jarreau, MD, Sandhill Neuroscience Center, Scranton, PA (RSM)</w:t>
+      </w:r>
+    </w:p>
+    <w:p>
+      <w:r>
+        <w:rPr>
+          <w:sz w:val="21"/>
+        </w:rPr>
+        <w:t>&gt; A productive meeting in the shared office, first one this quarter.</w:t>
+      </w:r>
+    </w:p>
+    <w:p>
+      <w:r>
+        <w:rPr>
+          <w:sz w:val="21"/>
+        </w:rPr>
+        <w:t>&gt; The scheduling system is being piloted this quarter, and that took up the first part of the conversation.</w:t>
+      </w:r>
+    </w:p>
+    <w:p>
+      <w:r>
+        <w:rPr>
+          <w:sz w:val="21"/>
+        </w:rPr>
+        <w:t>&gt; Titration habits came up in general terms; no specifics were discussed and none were offered.</w:t>
+      </w:r>
+    </w:p>
+    <w:p>
+      <w:r>
+        <w:rPr>
+          <w:sz w:val="21"/>
+        </w:rPr>
+        <w:t>&gt; Benefit verification is the step that most often delays a start here.</w:t>
+      </w:r>
+    </w:p>
+    <w:p>
+      <w:r>
+        <w:rPr>
+          <w:sz w:val="21"/>
+        </w:rPr>
+        <w:t>&gt; The travel schedule this year came up, and little else.</w:t>
       </w:r>
     </w:p>
     <w:p>
